--- a/public/materiales/sistema-operativo/el-sistema-operativo-actividades.docx
+++ b/public/materiales/sistema-operativo/el-sistema-operativo-actividades.docx
@@ -593,7 +593,7 @@
         <w:t>17.</w:t>
       </w:r>
       <w:r>
-        <w:t xml:space="preserve"> Varios programas parecen funcionar a la vez porque el sistema decide a quién le toca la CPU. Eso es la _________________.</w:t>
+        <w:t xml:space="preserve"> El sistema distribuye los procesos entre los núcleos disponibles y organiza sus turnos de CPU. Eso es la _________________.</w:t>
       </w:r>
     </w:p>
     <w:p>
